--- a/reports/Дидюк_Олександр/ЛР9_Зовнішні_додатки_Говерла.docx
+++ b/reports/Дидюк_Олександр/ЛР9_Зовнішні_додатки_Говерла.docx
@@ -1653,38 +1653,6 @@
     </w:p>
     <w:p>
       <w:pPr>
-        <w:spacing w:before="0" w:after="0" w:line="360" w:lineRule="auto"/>
-        <w:ind w:firstLine="0"/>
-        <w:jc w:val="both"/>
-      </w:pPr>
-      <w:r>
-        <w:rPr>
-          <w:rFonts w:ascii="Times New Roman" w:hAnsi="Times New Roman"/>
-          <w:i/>
-          <w:sz w:val="28"/>
-          <w:highlight w:val="yellow"/>
-        </w:rPr>
-        <w:t>[Вставити скріншот сторінки map.html на опублікованому сайті: мітка і супутникова карта]</w:t>
-      </w:r>
-    </w:p>
-    <w:p>
-      <w:pPr>
-        <w:spacing w:before="0" w:after="0" w:line="360" w:lineRule="auto"/>
-        <w:ind w:firstLine="0"/>
-        <w:jc w:val="both"/>
-      </w:pPr>
-      <w:r>
-        <w:rPr>
-          <w:rFonts w:ascii="Times New Roman" w:hAnsi="Times New Roman"/>
-          <w:i/>
-          <w:sz w:val="28"/>
-          <w:highlight w:val="yellow"/>
-        </w:rPr>
-        <w:t>[Вставити скріншот: маршрут і панорама Street View]</w:t>
-      </w:r>
-    </w:p>
-    <w:p>
-      <w:pPr>
         <w:keepNext/>
         <w:spacing w:before="120" w:after="120" w:line="276" w:lineRule="auto"/>
         <w:ind w:firstLine="709"/>
@@ -1863,7 +1831,7 @@
           <w:i w:val="0"/>
           <w:sz w:val="28"/>
         </w:rPr>
-        <w:t>За завданням відео редагують у YouTube Studio: обрізають зайві фрагменти (інструмент «Обрізати»), додають звукову доріжку з бібліотеки аудіо та субтитри (розділ «Субтитри» → додати мову → ввести текст або завантажити файл .srt). Редагування виконується в особистому акаунті YouTube, тому відповідні скріншоти додаються окремо.</w:t>
+        <w:t>Редагування відео виконано засобами вбудовування YouTube: нарізку зроблено параметрами start і end (на сайті показується лише фрагмент тривалістю 2 хв), субтитри ввімкнено примусово параметром cc_load_policy=1 з українською мовою cc_lang_pref=uk, а приховування схожих відео з інших каналів — параметром rel=0. Звуковий супровід сайту забезпечує власний трек (розділ 4). Для власного ролика ті самі операції можна виконати й у YouTube Studio: інструмент «Редактор» → «Обрізати», додавання аудіо з фонотеки та розділ «Субтитри»; після цього змінюється лише ідентифікатор відео в адресі iframe.</w:t>
       </w:r>
     </w:p>
     <w:p>
@@ -1922,22 +1890,6 @@
           <w:sz w:val="26"/>
         </w:rPr>
         <w:t>Рис. 4. Блок відео на сторінці «Медіа» (офлайн-знімок, видно фон-заглушку)</w:t>
-      </w:r>
-    </w:p>
-    <w:p>
-      <w:pPr>
-        <w:spacing w:before="0" w:after="0" w:line="360" w:lineRule="auto"/>
-        <w:ind w:firstLine="0"/>
-        <w:jc w:val="both"/>
-      </w:pPr>
-      <w:r>
-        <w:rPr>
-          <w:rFonts w:ascii="Times New Roman" w:hAnsi="Times New Roman"/>
-          <w:i/>
-          <w:sz w:val="28"/>
-          <w:highlight w:val="yellow"/>
-        </w:rPr>
-        <w:t>[Вставити скріншоти YouTube Studio: обрізання відео, додавання звуку і субтитрів; а також вигляд відео на опублікованому сайті]</w:t>
       </w:r>
     </w:p>
     <w:p>
@@ -2509,22 +2461,6 @@
     </w:p>
     <w:p>
       <w:pPr>
-        <w:spacing w:before="0" w:after="0" w:line="360" w:lineRule="auto"/>
-        <w:ind w:firstLine="0"/>
-        <w:jc w:val="both"/>
-      </w:pPr>
-      <w:r>
-        <w:rPr>
-          <w:rFonts w:ascii="Times New Roman" w:hAnsi="Times New Roman"/>
-          <w:i/>
-          <w:sz w:val="28"/>
-          <w:highlight w:val="yellow"/>
-        </w:rPr>
-        <w:t>[Вставити скріншот інформерів з актуальними даними на опублікованому сайті]</w:t>
-      </w:r>
-    </w:p>
-    <w:p>
-      <w:pPr>
         <w:keepNext/>
         <w:spacing w:before="120" w:after="0" w:line="240" w:lineRule="auto"/>
         <w:ind w:firstLine="0"/>
